--- a/t40_s3.docx
+++ b/t40_s3.docx
@@ -3,2348 +3,998 @@
 <w:document xmlns:wpc="http://schemas.microsoft.com/office/word/2010/wordprocessingCanvas" xmlns:mo="http://schemas.microsoft.com/office/mac/office/2008/main" xmlns:mc="http://schemas.openxmlformats.org/markup-compatibility/2006" xmlns:mv="urn:schemas-microsoft-com:mac:vml" xmlns:o="urn:schemas-microsoft-com:office:office" xmlns:r="http://schemas.openxmlformats.org/officeDocument/2006/relationships" xmlns:m="http://schemas.openxmlformats.org/officeDocument/2006/math" xmlns:v="urn:schemas-microsoft-com:vml" xmlns:wp14="http://schemas.microsoft.com/office/word/2010/wordprocessingDrawing" xmlns:wp="http://schemas.openxmlformats.org/drawingml/2006/wordprocessingDrawing" xmlns:w10="urn:schemas-microsoft-com:office:word" xmlns:w="http://schemas.openxmlformats.org/wordprocessingml/2006/main" xmlns:w14="http://schemas.microsoft.com/office/word/2010/wordml" xmlns:wpg="http://schemas.microsoft.com/office/word/2010/wordprocessingGroup" xmlns:wpi="http://schemas.microsoft.com/office/word/2010/wordprocessingInk" xmlns:wne="http://schemas.microsoft.com/office/word/2006/wordml" xmlns:wps="http://schemas.microsoft.com/office/word/2010/wordprocessingShape" mc:Ignorable="w14 wp14">
   <w:body>
     <w:p>
-      <w:pPr>
-        <w:spacing w:after="40" w:before="120"/>
-      </w:pPr>
       <w:r>
-        <w:rPr>
-          <w:b w:val="0"/>
-          <w:i w:val="0"/>
-          <w:sz w:val="22"/>
-        </w:rPr>
-        <w:t>Question: A client with fatigue, joint pain, and a bronze skin colour is found to have elevated serum iron and ferritin with iron deposition in organs. Which condition is most likely?</w:t>
+        <w:t xml:space="preserve">Question: After thrombolytic therapy for myocardial infarction, the nurse monitors primarily for:</w:t>
       </w:r>
     </w:p>
     <w:p>
-      <w:pPr>
-        <w:spacing w:after="0" w:before="0"/>
-      </w:pPr>
       <w:r>
-        <w:rPr>
-          <w:b w:val="0"/>
-          <w:i w:val="0"/>
-          <w:sz w:val="22"/>
-        </w:rPr>
-        <w:t>(a) Haemochromatosis</w:t>
+        <w:t xml:space="preserve">(a) Constipation</w:t>
       </w:r>
     </w:p>
     <w:p>
-      <w:pPr>
-        <w:spacing w:after="0" w:before="0"/>
-      </w:pPr>
       <w:r>
-        <w:rPr>
-          <w:b w:val="0"/>
-          <w:i w:val="0"/>
-          <w:sz w:val="22"/>
-        </w:rPr>
-        <w:t>(b) Iron deficiency anaemia</w:t>
+        <w:t xml:space="preserve">(b) Bleeding</w:t>
       </w:r>
     </w:p>
     <w:p>
-      <w:pPr>
-        <w:spacing w:after="0" w:before="0"/>
-      </w:pPr>
       <w:r>
-        <w:rPr>
-          <w:b w:val="0"/>
-          <w:i w:val="0"/>
-          <w:sz w:val="22"/>
-        </w:rPr>
-        <w:t>(c) Thalassaemia</w:t>
+        <w:t xml:space="preserve">(c) Improved appetite</w:t>
       </w:r>
     </w:p>
     <w:p>
-      <w:pPr>
-        <w:spacing w:after="0" w:before="0"/>
-      </w:pPr>
       <w:r>
-        <w:rPr>
-          <w:b w:val="0"/>
-          <w:i w:val="0"/>
-          <w:sz w:val="22"/>
-        </w:rPr>
-        <w:t>(d) Pernicious anaemia</w:t>
+        <w:t xml:space="preserve">(d) Insomnia</w:t>
       </w:r>
     </w:p>
     <w:p>
-      <w:pPr>
-        <w:spacing w:after="0" w:before="40"/>
-      </w:pPr>
       <w:r>
-        <w:rPr>
-          <w:b/>
-          <w:i w:val="0"/>
-          <w:sz w:val="22"/>
-        </w:rPr>
-        <w:t>Answer: a</w:t>
+        <w:t xml:space="preserve">Answer: b</w:t>
       </w:r>
     </w:p>
     <w:p>
-      <w:pPr>
-        <w:spacing w:after="0" w:before="0"/>
-      </w:pPr>
       <w:r>
-        <w:rPr>
-          <w:b w:val="0"/>
-          <w:i w:val="0"/>
-          <w:sz w:val="21"/>
-        </w:rPr>
-        <w:t>Solution: Haemochromatosis is an inherited disorder of excessive iron absorption causing iron deposition in the liver, pancreas, and skin, with bronze pigmentation, fatigue, and joint pain. Iron deficiency (b) has low iron stores, and the others have different mechanisms.</w:t>
+        <w:t xml:space="preserve">Solution: Thrombolytics dissolve clots but also impair hemostasis, so bleeding is monitored — puncture sites, gums, urine, and stool.</w:t>
       </w:r>
     </w:p>
     <w:p>
-      <w:pPr>
-        <w:spacing w:after="0" w:before="0"/>
-      </w:pPr>
       <w:r>
-        <w:rPr>
-          <w:b w:val="0"/>
-          <w:i w:val="0"/>
-          <w:sz w:val="20"/>
-        </w:rPr>
-        <w:t>Positive Marks: 1</w:t>
+        <w:t xml:space="preserve">Positive Marks: 1</w:t>
       </w:r>
     </w:p>
     <w:p>
-      <w:pPr>
-        <w:spacing w:after="160" w:before="0"/>
-      </w:pPr>
       <w:r>
-        <w:rPr>
-          <w:b w:val="0"/>
-          <w:i w:val="0"/>
-          <w:sz w:val="20"/>
-        </w:rPr>
-        <w:t>Negative Marks: 0.25</w:t>
+        <w:t xml:space="preserve">Negative Marks: 0.25</w:t>
       </w:r>
     </w:p>
     <w:p>
-      <w:pPr>
-        <w:spacing w:after="40" w:before="120"/>
-      </w:pPr>
       <w:r>
-        <w:rPr>
-          <w:b w:val="0"/>
-          <w:i w:val="0"/>
-          <w:sz w:val="22"/>
-        </w:rPr>
-        <w:t>Question: A client is suspected of having pneumonic plague. Which is the priority infection control measure?</w:t>
+        <w:t xml:space="preserve"/>
       </w:r>
     </w:p>
     <w:p>
-      <w:pPr>
-        <w:spacing w:after="0" w:before="0"/>
-      </w:pPr>
       <w:r>
-        <w:rPr>
-          <w:b w:val="0"/>
-          <w:i w:val="0"/>
-          <w:sz w:val="22"/>
-        </w:rPr>
-        <w:t>(a) Droplet precautions with a private room</w:t>
+        <w:t xml:space="preserve">Question: A client with a new plaster cast is told to:</w:t>
       </w:r>
     </w:p>
     <w:p>
-      <w:pPr>
-        <w:spacing w:after="0" w:before="0"/>
-      </w:pPr>
       <w:r>
-        <w:rPr>
-          <w:b w:val="0"/>
-          <w:i w:val="0"/>
-          <w:sz w:val="22"/>
-        </w:rPr>
-        <w:t>(b) Contact precautions only</w:t>
+        <w:t xml:space="preserve">(a) Cover the cast with plastic immediately</w:t>
       </w:r>
     </w:p>
     <w:p>
-      <w:pPr>
-        <w:spacing w:after="0" w:before="0"/>
-      </w:pPr>
       <w:r>
-        <w:rPr>
-          <w:b w:val="0"/>
-          <w:i w:val="0"/>
-          <w:sz w:val="22"/>
-        </w:rPr>
-        <w:t>(c) Standard precautions only</w:t>
+        <w:t xml:space="preserve">(b) Use a coat hanger to scratch under the cast</w:t>
       </w:r>
     </w:p>
     <w:p>
-      <w:pPr>
-        <w:spacing w:after="0" w:before="0"/>
-      </w:pPr>
       <w:r>
-        <w:rPr>
-          <w:b w:val="0"/>
-          <w:i w:val="0"/>
-          <w:sz w:val="22"/>
-        </w:rPr>
-        <w:t>(d) No precautions are needed</w:t>
+        <w:t xml:space="preserve">(c) Keep the cast dry and elevate the limb</w:t>
       </w:r>
     </w:p>
     <w:p>
-      <w:pPr>
-        <w:spacing w:after="0" w:before="40"/>
-      </w:pPr>
       <w:r>
-        <w:rPr>
-          <w:b/>
-          <w:i w:val="0"/>
-          <w:sz w:val="22"/>
-        </w:rPr>
-        <w:t>Answer: a</w:t>
+        <w:t xml:space="preserve">(d) Bear weight on the cast immediately</w:t>
       </w:r>
     </w:p>
     <w:p>
-      <w:pPr>
-        <w:spacing w:after="0" w:before="0"/>
-      </w:pPr>
       <w:r>
-        <w:rPr>
-          <w:b w:val="0"/>
-          <w:i w:val="0"/>
-          <w:sz w:val="21"/>
-        </w:rPr>
-        <w:t>Solution: Pneumonic plague is transmitted by respiratory droplets, so droplet precautions in a private room are required until the client has been on antibiotics for 48 hours. Contact and standard precautions alone are insufficient.</w:t>
+        <w:t xml:space="preserve">Answer: c</w:t>
       </w:r>
     </w:p>
     <w:p>
-      <w:pPr>
-        <w:spacing w:after="0" w:before="0"/>
-      </w:pPr>
       <w:r>
-        <w:rPr>
-          <w:b w:val="0"/>
-          <w:i w:val="0"/>
-          <w:sz w:val="20"/>
-        </w:rPr>
-        <w:t>Positive Marks: 1</w:t>
+        <w:t xml:space="preserve">Solution: The cast must stay dry and the limb elevated to reduce swelling; nothing is inserted under the cast and weight-bearing waits for instructions.</w:t>
       </w:r>
     </w:p>
     <w:p>
-      <w:pPr>
-        <w:spacing w:after="160" w:before="0"/>
-      </w:pPr>
       <w:r>
-        <w:rPr>
-          <w:b w:val="0"/>
-          <w:i w:val="0"/>
-          <w:sz w:val="20"/>
-        </w:rPr>
-        <w:t>Negative Marks: 0.25</w:t>
+        <w:t xml:space="preserve">Positive Marks: 1</w:t>
       </w:r>
     </w:p>
     <w:p>
-      <w:pPr>
-        <w:spacing w:after="40" w:before="120"/>
-      </w:pPr>
       <w:r>
-        <w:rPr>
-          <w:b w:val="0"/>
-          <w:i w:val="0"/>
-          <w:sz w:val="22"/>
-        </w:rPr>
-        <w:t>Question: A client sustains multiple rib fractures in a fall and develops paradoxical chest movement with severe respiratory distress. Which condition is this?</w:t>
+        <w:t xml:space="preserve">Negative Marks: 0.25</w:t>
       </w:r>
     </w:p>
     <w:p>
-      <w:pPr>
-        <w:spacing w:after="0" w:before="0"/>
-      </w:pPr>
       <w:r>
-        <w:rPr>
-          <w:b w:val="0"/>
-          <w:i w:val="0"/>
-          <w:sz w:val="22"/>
-        </w:rPr>
-        <w:t>(a) Flail chest</w:t>
+        <w:t xml:space="preserve"/>
       </w:r>
     </w:p>
     <w:p>
-      <w:pPr>
-        <w:spacing w:after="0" w:before="0"/>
-      </w:pPr>
       <w:r>
-        <w:rPr>
-          <w:b w:val="0"/>
-          <w:i w:val="0"/>
-          <w:sz w:val="22"/>
-        </w:rPr>
-        <w:t>(b) Pneumothorax</w:t>
+        <w:t xml:space="preserve">Question: A postpartum temperature above which level suggests possible infection?</w:t>
       </w:r>
     </w:p>
     <w:p>
-      <w:pPr>
-        <w:spacing w:after="0" w:before="0"/>
-      </w:pPr>
       <w:r>
-        <w:rPr>
-          <w:b w:val="0"/>
-          <w:i w:val="0"/>
-          <w:sz w:val="22"/>
-        </w:rPr>
-        <w:t>(c) Haemothorax</w:t>
+        <w:t xml:space="preserve">(a) 38 degrees C (100.4 F) after the first 24 hours</w:t>
       </w:r>
     </w:p>
     <w:p>
-      <w:pPr>
-        <w:spacing w:after="0" w:before="0"/>
-      </w:pPr>
       <w:r>
-        <w:rPr>
-          <w:b w:val="0"/>
-          <w:i w:val="0"/>
-          <w:sz w:val="22"/>
-        </w:rPr>
-        <w:t>(d) Pulmonary contusion</w:t>
+        <w:t xml:space="preserve">(b) 37 degrees C</w:t>
       </w:r>
     </w:p>
     <w:p>
-      <w:pPr>
-        <w:spacing w:after="0" w:before="40"/>
-      </w:pPr>
       <w:r>
-        <w:rPr>
-          <w:b/>
-          <w:i w:val="0"/>
-          <w:sz w:val="22"/>
-        </w:rPr>
-        <w:t>Answer: a</w:t>
+        <w:t xml:space="preserve">(c) 36 degrees C</w:t>
       </w:r>
     </w:p>
     <w:p>
-      <w:pPr>
-        <w:spacing w:after="0" w:before="0"/>
-      </w:pPr>
       <w:r>
-        <w:rPr>
-          <w:b w:val="0"/>
-          <w:i w:val="0"/>
-          <w:sz w:val="21"/>
-        </w:rPr>
-        <w:t>Solution: Flail chest occurs when several adjacent ribs fracture in two or more places, creating a segment that moves paradoxically (inward on inspiration), causing severe respiratory distress. It requires ventilatory support and analgesia.</w:t>
+        <w:t xml:space="preserve">(d) Any temperature</w:t>
       </w:r>
     </w:p>
     <w:p>
-      <w:pPr>
-        <w:spacing w:after="0" w:before="0"/>
-      </w:pPr>
       <w:r>
-        <w:rPr>
-          <w:b w:val="0"/>
-          <w:i w:val="0"/>
-          <w:sz w:val="20"/>
-        </w:rPr>
-        <w:t>Positive Marks: 1</w:t>
+        <w:t xml:space="preserve">Answer: a</w:t>
       </w:r>
     </w:p>
     <w:p>
-      <w:pPr>
-        <w:spacing w:after="160" w:before="0"/>
-      </w:pPr>
       <w:r>
-        <w:rPr>
-          <w:b w:val="0"/>
-          <w:i w:val="0"/>
-          <w:sz w:val="20"/>
-        </w:rPr>
-        <w:t>Negative Marks: 0.25</w:t>
+        <w:t xml:space="preserve">Solution: A temperature of 38 degrees C or higher after the first 24 hours postpartum suggests puerperal infection and needs evaluation.</w:t>
       </w:r>
     </w:p>
     <w:p>
-      <w:pPr>
-        <w:spacing w:after="40" w:before="120"/>
-      </w:pPr>
       <w:r>
-        <w:rPr>
-          <w:b w:val="0"/>
-          <w:i w:val="0"/>
-          <w:sz w:val="22"/>
-        </w:rPr>
-        <w:t>Question: A client asks about recovery after rhinoplasty. Which instruction is correct?</w:t>
+        <w:t xml:space="preserve">Positive Marks: 1</w:t>
       </w:r>
     </w:p>
     <w:p>
-      <w:pPr>
-        <w:spacing w:after="0" w:before="0"/>
-      </w:pPr>
       <w:r>
-        <w:rPr>
-          <w:b w:val="0"/>
-          <w:i w:val="0"/>
-          <w:sz w:val="22"/>
-        </w:rPr>
-        <w:t>(a) Sleep with the head elevated and avoid blowing the nose for several weeks</w:t>
+        <w:t xml:space="preserve">Negative Marks: 0.25</w:t>
       </w:r>
     </w:p>
     <w:p>
-      <w:pPr>
-        <w:spacing w:after="0" w:before="0"/>
-      </w:pPr>
       <w:r>
-        <w:rPr>
-          <w:b w:val="0"/>
-          <w:i w:val="0"/>
-          <w:sz w:val="22"/>
-        </w:rPr>
-        <w:t>(b) Blow the nose gently to clear the nasal passages</w:t>
+        <w:t xml:space="preserve"/>
       </w:r>
     </w:p>
     <w:p>
-      <w:pPr>
-        <w:spacing w:after="0" w:before="0"/>
-      </w:pPr>
       <w:r>
-        <w:rPr>
-          <w:b w:val="0"/>
-          <w:i w:val="0"/>
-          <w:sz w:val="22"/>
-        </w:rPr>
-        <w:t>(c) Bend forward and lift heavy objects as usual</w:t>
+        <w:t xml:space="preserve">Question: Acute otitis media in a child is commonly caused by:</w:t>
       </w:r>
     </w:p>
     <w:p>
-      <w:pPr>
-        <w:spacing w:after="0" w:before="0"/>
-      </w:pPr>
       <w:r>
-        <w:rPr>
-          <w:b w:val="0"/>
-          <w:i w:val="0"/>
-          <w:sz w:val="22"/>
-        </w:rPr>
-        <w:t>(d) Remove the nasal splint on the first day</w:t>
+        <w:t xml:space="preserve">(a) Trauma only</w:t>
       </w:r>
     </w:p>
     <w:p>
-      <w:pPr>
-        <w:spacing w:after="0" w:before="40"/>
-      </w:pPr>
       <w:r>
-        <w:rPr>
-          <w:b/>
-          <w:i w:val="0"/>
-          <w:sz w:val="22"/>
-        </w:rPr>
-        <w:t>Answer: a</w:t>
+        <w:t xml:space="preserve">(b) Swimming only</w:t>
       </w:r>
     </w:p>
     <w:p>
-      <w:pPr>
-        <w:spacing w:after="0" w:before="0"/>
-      </w:pPr>
       <w:r>
-        <w:rPr>
-          <w:b w:val="0"/>
-          <w:i w:val="0"/>
-          <w:sz w:val="21"/>
-        </w:rPr>
-        <w:t>Solution: After rhinoplasty, the head is kept elevated to reduce swelling, and nose blowing, bending, and heavy lifting are avoided for several weeks to protect the surgical site. The other actions risk bleeding and displacement.</w:t>
+        <w:t xml:space="preserve">(c) Teething</w:t>
       </w:r>
     </w:p>
     <w:p>
-      <w:pPr>
-        <w:spacing w:after="0" w:before="0"/>
-      </w:pPr>
       <w:r>
-        <w:rPr>
-          <w:b w:val="0"/>
-          <w:i w:val="0"/>
-          <w:sz w:val="20"/>
-        </w:rPr>
-        <w:t>Positive Marks: 1</w:t>
+        <w:t xml:space="preserve">(d) Bacteria such as Streptococcus pneumoniae reaching the middle ear via the eustachian tube</w:t>
       </w:r>
     </w:p>
     <w:p>
-      <w:pPr>
-        <w:spacing w:after="160" w:before="0"/>
-      </w:pPr>
       <w:r>
-        <w:rPr>
-          <w:b w:val="0"/>
-          <w:i w:val="0"/>
-          <w:sz w:val="20"/>
-        </w:rPr>
-        <w:t>Negative Marks: 0.25</w:t>
+        <w:t xml:space="preserve">Answer: d</w:t>
       </w:r>
     </w:p>
     <w:p>
-      <w:pPr>
-        <w:spacing w:after="40" w:before="120"/>
-      </w:pPr>
       <w:r>
-        <w:rPr>
-          <w:b w:val="0"/>
-          <w:i w:val="0"/>
-          <w:sz w:val="22"/>
-        </w:rPr>
-        <w:t>Question: A client who has returned from the operating room is pale, diaphoretic, and has a rapid weak pulse. Which is the priority action?</w:t>
+        <w:t xml:space="preserve">Solution: The short, horizontal eustachian tube lets nasopharyngeal bacteria (pneumococcus, H. influenzae) reach the middle ear.</w:t>
       </w:r>
     </w:p>
     <w:p>
-      <w:pPr>
-        <w:spacing w:after="0" w:before="0"/>
-      </w:pPr>
       <w:r>
-        <w:rPr>
-          <w:b w:val="0"/>
-          <w:i w:val="0"/>
-          <w:sz w:val="22"/>
-        </w:rPr>
-        <w:t>(a) Check blood pressure and notify the surgeon of possible haemorrhage</w:t>
+        <w:t xml:space="preserve">Positive Marks: 1</w:t>
       </w:r>
     </w:p>
     <w:p>
-      <w:pPr>
-        <w:spacing w:after="0" w:before="0"/>
-      </w:pPr>
       <w:r>
-        <w:rPr>
-          <w:b w:val="0"/>
-          <w:i w:val="0"/>
-          <w:sz w:val="22"/>
-        </w:rPr>
-        <w:t>(b) Offer the client a glass of water</w:t>
+        <w:t xml:space="preserve">Negative Marks: 0.25</w:t>
       </w:r>
     </w:p>
     <w:p>
-      <w:pPr>
-        <w:spacing w:after="0" w:before="0"/>
-      </w:pPr>
       <w:r>
-        <w:rPr>
-          <w:b w:val="0"/>
-          <w:i w:val="0"/>
-          <w:sz w:val="22"/>
-        </w:rPr>
-        <w:t>(c) Ambulate the client to the bathroom</w:t>
+        <w:t xml:space="preserve"/>
       </w:r>
     </w:p>
     <w:p>
-      <w:pPr>
-        <w:spacing w:after="0" w:before="0"/>
-      </w:pPr>
       <w:r>
-        <w:rPr>
-          <w:b w:val="0"/>
-          <w:i w:val="0"/>
-          <w:sz w:val="22"/>
-        </w:rPr>
-        <w:t>(d) Apply a warm blanket and wait</w:t>
+        <w:t xml:space="preserve">Question: In cognitive behavioral therapy, the focus is on:</w:t>
       </w:r>
     </w:p>
     <w:p>
-      <w:pPr>
-        <w:spacing w:after="0" w:before="40"/>
-      </w:pPr>
       <w:r>
-        <w:rPr>
-          <w:b/>
-          <w:i w:val="0"/>
-          <w:sz w:val="22"/>
-        </w:rPr>
-        <w:t>Answer: a</w:t>
+        <w:t xml:space="preserve">(a) Free association only</w:t>
       </w:r>
     </w:p>
     <w:p>
-      <w:pPr>
-        <w:spacing w:after="0" w:before="0"/>
-      </w:pPr>
       <w:r>
-        <w:rPr>
-          <w:b w:val="0"/>
-          <w:i w:val="0"/>
-          <w:sz w:val="21"/>
-        </w:rPr>
-        <w:t>Solution: Pallor, diaphoresis, and a rapid weak pulse after surgery suggest haemorrhage or shock, so blood pressure must be checked and the surgeon notified urgently. Fluids (b), ambulation (c), and waiting (d) are unsafe.</w:t>
+        <w:t xml:space="preserve">(b) Identifying and changing distorted thoughts and behaviors</w:t>
       </w:r>
     </w:p>
     <w:p>
-      <w:pPr>
-        <w:spacing w:after="0" w:before="0"/>
-      </w:pPr>
       <w:r>
-        <w:rPr>
-          <w:b w:val="0"/>
-          <w:i w:val="0"/>
-          <w:sz w:val="20"/>
-        </w:rPr>
-        <w:t>Positive Marks: 1</w:t>
+        <w:t xml:space="preserve">(c) Dream interpretation only</w:t>
       </w:r>
     </w:p>
     <w:p>
-      <w:pPr>
-        <w:spacing w:after="160" w:before="0"/>
-      </w:pPr>
       <w:r>
-        <w:rPr>
-          <w:b w:val="0"/>
-          <w:i w:val="0"/>
-          <w:sz w:val="20"/>
-        </w:rPr>
-        <w:t>Negative Marks: 0.25</w:t>
+        <w:t xml:space="preserve">(d) Medication adjustment only</w:t>
       </w:r>
     </w:p>
     <w:p>
-      <w:pPr>
-        <w:spacing w:after="40" w:before="120"/>
-      </w:pPr>
       <w:r>
-        <w:rPr>
-          <w:b w:val="0"/>
-          <w:i w:val="0"/>
-          <w:sz w:val="22"/>
-        </w:rPr>
-        <w:t>Question: Which is a contraindication to placing a client in the prone position?</w:t>
+        <w:t xml:space="preserve">Answer: b</w:t>
       </w:r>
     </w:p>
     <w:p>
-      <w:pPr>
-        <w:spacing w:after="0" w:before="0"/>
-      </w:pPr>
       <w:r>
-        <w:rPr>
-          <w:b w:val="0"/>
-          <w:i w:val="0"/>
-          <w:sz w:val="22"/>
-        </w:rPr>
-        <w:t>(a) Recent abdominal surgery or a large abdominal incision</w:t>
+        <w:t xml:space="preserve">Solution: CBT links thoughts, feelings, and behaviors, helping clients challenge distorted thinking and change unhelpful behavior.</w:t>
       </w:r>
     </w:p>
     <w:p>
-      <w:pPr>
-        <w:spacing w:after="0" w:before="0"/>
-      </w:pPr>
       <w:r>
-        <w:rPr>
-          <w:b w:val="0"/>
-          <w:i w:val="0"/>
-          <w:sz w:val="22"/>
-        </w:rPr>
-        <w:t>(b) Chronic obstructive pulmonary disease</w:t>
+        <w:t xml:space="preserve">Positive Marks: 1</w:t>
       </w:r>
     </w:p>
     <w:p>
-      <w:pPr>
-        <w:spacing w:after="0" w:before="0"/>
-      </w:pPr>
       <w:r>
-        <w:rPr>
-          <w:b w:val="0"/>
-          <w:i w:val="0"/>
-          <w:sz w:val="22"/>
-        </w:rPr>
-        <w:t>(c) A client who is confused but stable</w:t>
+        <w:t xml:space="preserve">Negative Marks: 0.25</w:t>
       </w:r>
     </w:p>
     <w:p>
-      <w:pPr>
-        <w:spacing w:after="0" w:before="0"/>
-      </w:pPr>
       <w:r>
-        <w:rPr>
-          <w:b w:val="0"/>
-          <w:i w:val="0"/>
-          <w:sz w:val="22"/>
-        </w:rPr>
-        <w:t>(d) Skin breakdown on the back</w:t>
+        <w:t xml:space="preserve"/>
       </w:r>
     </w:p>
     <w:p>
-      <w:pPr>
-        <w:spacing w:after="0" w:before="40"/>
-      </w:pPr>
       <w:r>
-        <w:rPr>
-          <w:b/>
-          <w:i w:val="0"/>
-          <w:sz w:val="22"/>
-        </w:rPr>
-        <w:t>Answer: a</w:t>
+        <w:t xml:space="preserve">Question: The NFHS (National Family Health Survey) collects data on:</w:t>
       </w:r>
     </w:p>
     <w:p>
-      <w:pPr>
-        <w:spacing w:after="0" w:before="0"/>
-      </w:pPr>
       <w:r>
-        <w:rPr>
-          <w:b w:val="0"/>
-          <w:i w:val="0"/>
-          <w:sz w:val="21"/>
-        </w:rPr>
-        <w:t>Solution: The prone position is contraindicated after abdominal surgery or with abdominal incisions because it puts pressure on the wound and impairs breathing and drainage. Skin breakdown on the back (d) is a relative concern, and the others are not contraindications.</w:t>
+        <w:t xml:space="preserve">(a) Only agricultural output</w:t>
       </w:r>
     </w:p>
     <w:p>
-      <w:pPr>
-        <w:spacing w:after="0" w:before="0"/>
-      </w:pPr>
       <w:r>
-        <w:rPr>
-          <w:b w:val="0"/>
-          <w:i w:val="0"/>
-          <w:sz w:val="20"/>
-        </w:rPr>
-        <w:t>Positive Marks: 1</w:t>
+        <w:t xml:space="preserve">(b) Only school enrollment</w:t>
       </w:r>
     </w:p>
     <w:p>
-      <w:pPr>
-        <w:spacing w:after="160" w:before="0"/>
-      </w:pPr>
       <w:r>
-        <w:rPr>
-          <w:b w:val="0"/>
-          <w:i w:val="0"/>
-          <w:sz w:val="20"/>
-        </w:rPr>
-        <w:t>Negative Marks: 0.25</w:t>
+        <w:t xml:space="preserve">(c) Fertility, mortality, and health indicators</w:t>
       </w:r>
     </w:p>
     <w:p>
-      <w:pPr>
-        <w:spacing w:after="40" w:before="120"/>
-      </w:pPr>
       <w:r>
-        <w:rPr>
-          <w:b w:val="0"/>
-          <w:i w:val="0"/>
-          <w:sz w:val="22"/>
-        </w:rPr>
-        <w:t>Question: A client is found to have a uterine fibroid (leiomyoma). Which symptom is most characteristic?</w:t>
+        <w:t xml:space="preserve">(d) Weather patterns</w:t>
       </w:r>
     </w:p>
     <w:p>
-      <w:pPr>
-        <w:spacing w:after="0" w:before="0"/>
-      </w:pPr>
       <w:r>
-        <w:rPr>
-          <w:b w:val="0"/>
-          <w:i w:val="0"/>
-          <w:sz w:val="22"/>
-        </w:rPr>
-        <w:t>(a) Heavy or prolonged menstrual bleeding</w:t>
+        <w:t xml:space="preserve">Answer: c</w:t>
       </w:r>
     </w:p>
     <w:p>
-      <w:pPr>
-        <w:spacing w:after="0" w:before="0"/>
-      </w:pPr>
       <w:r>
-        <w:rPr>
-          <w:b w:val="0"/>
-          <w:i w:val="0"/>
-          <w:sz w:val="22"/>
-        </w:rPr>
-        <w:t>(b) Immediate severe pelvic pain at rest</w:t>
+        <w:t xml:space="preserve">Solution: NFHS tracks fertility, mortality, nutrition, immunization, and reproductive health — the evidence base for health programs.</w:t>
       </w:r>
     </w:p>
     <w:p>
-      <w:pPr>
-        <w:spacing w:after="0" w:before="0"/>
-      </w:pPr>
       <w:r>
-        <w:rPr>
-          <w:b w:val="0"/>
-          <w:i w:val="0"/>
-          <w:sz w:val="22"/>
-        </w:rPr>
-        <w:t>(c) Absence of menstruation</w:t>
+        <w:t xml:space="preserve">Positive Marks: 1</w:t>
       </w:r>
     </w:p>
     <w:p>
-      <w:pPr>
-        <w:spacing w:after="0" w:before="0"/>
-      </w:pPr>
       <w:r>
-        <w:rPr>
-          <w:b w:val="0"/>
-          <w:i w:val="0"/>
-          <w:sz w:val="22"/>
-        </w:rPr>
-        <w:t>(d) Foul-smelling vaginal discharge</w:t>
+        <w:t xml:space="preserve">Negative Marks: 0.25</w:t>
       </w:r>
     </w:p>
     <w:p>
-      <w:pPr>
-        <w:spacing w:after="0" w:before="40"/>
-      </w:pPr>
       <w:r>
-        <w:rPr>
-          <w:b/>
-          <w:i w:val="0"/>
-          <w:sz w:val="22"/>
-        </w:rPr>
-        <w:t>Answer: a</w:t>
+        <w:t xml:space="preserve"/>
       </w:r>
     </w:p>
     <w:p>
-      <w:pPr>
-        <w:spacing w:after="0" w:before="0"/>
-      </w:pPr>
       <w:r>
-        <w:rPr>
-          <w:b w:val="0"/>
-          <w:i w:val="0"/>
-          <w:sz w:val="21"/>
-        </w:rPr>
-        <w:t>Solution: Uterine fibroids most commonly cause menorrhagia (heavy or prolonged menses), pelvic pressure, and sometimes pain. Sudden severe pain (b) suggests torsion or degeneration, and the other options are not typical fibroid symptoms.</w:t>
+        <w:t xml:space="preserve">Question: The intensive phase of anti-TB treatment under NTEP uses which combination?</w:t>
       </w:r>
     </w:p>
     <w:p>
-      <w:pPr>
-        <w:spacing w:after="0" w:before="0"/>
-      </w:pPr>
       <w:r>
-        <w:rPr>
-          <w:b w:val="0"/>
-          <w:i w:val="0"/>
-          <w:sz w:val="20"/>
-        </w:rPr>
-        <w:t>Positive Marks: 1</w:t>
+        <w:t xml:space="preserve">(a) Isoniazid, rifampicin, pyrazinamide, and ethambutol</w:t>
       </w:r>
     </w:p>
     <w:p>
-      <w:pPr>
-        <w:spacing w:after="160" w:before="0"/>
-      </w:pPr>
       <w:r>
-        <w:rPr>
-          <w:b w:val="0"/>
-          <w:i w:val="0"/>
-          <w:sz w:val="20"/>
-        </w:rPr>
-        <w:t>Negative Marks: 0.25</w:t>
+        <w:t xml:space="preserve">(b) Only isoniazid</w:t>
       </w:r>
     </w:p>
     <w:p>
-      <w:pPr>
-        <w:spacing w:after="40" w:before="120"/>
-      </w:pPr>
       <w:r>
-        <w:rPr>
-          <w:b w:val="0"/>
-          <w:i w:val="0"/>
-          <w:sz w:val="22"/>
-        </w:rPr>
-        <w:t>Question: Which vaccine is recommended primarily to prevent cervical cancer?</w:t>
+        <w:t xml:space="preserve">(c) Paracetamol and aspirin</w:t>
       </w:r>
     </w:p>
     <w:p>
-      <w:pPr>
-        <w:spacing w:after="0" w:before="0"/>
-      </w:pPr>
       <w:r>
-        <w:rPr>
-          <w:b w:val="0"/>
-          <w:i w:val="0"/>
-          <w:sz w:val="22"/>
-        </w:rPr>
-        <w:t>(a) HPV vaccine</w:t>
+        <w:t xml:space="preserve">(d) Amoxicillin and metronidazole</w:t>
       </w:r>
     </w:p>
     <w:p>
-      <w:pPr>
-        <w:spacing w:after="0" w:before="0"/>
-      </w:pPr>
       <w:r>
-        <w:rPr>
-          <w:b w:val="0"/>
-          <w:i w:val="0"/>
-          <w:sz w:val="22"/>
-        </w:rPr>
-        <w:t>(b) Hepatitis B vaccine</w:t>
+        <w:t xml:space="preserve">Answer: a</w:t>
       </w:r>
     </w:p>
     <w:p>
-      <w:pPr>
-        <w:spacing w:after="0" w:before="0"/>
-      </w:pPr>
       <w:r>
-        <w:rPr>
-          <w:b w:val="0"/>
-          <w:i w:val="0"/>
-          <w:sz w:val="22"/>
-        </w:rPr>
-        <w:t>(c) Influenza vaccine</w:t>
+        <w:t xml:space="preserve">Solution: The intensive phase (2 months) uses four drugs — isoniazid, rifampicin, pyrazinamide, and ethambutol — followed by a continuation phase.</w:t>
       </w:r>
     </w:p>
     <w:p>
-      <w:pPr>
-        <w:spacing w:after="0" w:before="0"/>
-      </w:pPr>
       <w:r>
-        <w:rPr>
-          <w:b w:val="0"/>
-          <w:i w:val="0"/>
-          <w:sz w:val="22"/>
-        </w:rPr>
-        <w:t>(d) BCG vaccine</w:t>
+        <w:t xml:space="preserve">Positive Marks: 1</w:t>
       </w:r>
     </w:p>
     <w:p>
-      <w:pPr>
-        <w:spacing w:after="0" w:before="40"/>
-      </w:pPr>
       <w:r>
-        <w:rPr>
-          <w:b/>
-          <w:i w:val="0"/>
-          <w:sz w:val="22"/>
-        </w:rPr>
-        <w:t>Answer: a</w:t>
+        <w:t xml:space="preserve">Negative Marks: 0.25</w:t>
       </w:r>
     </w:p>
     <w:p>
-      <w:pPr>
-        <w:spacing w:after="0" w:before="0"/>
-      </w:pPr>
       <w:r>
-        <w:rPr>
-          <w:b w:val="0"/>
-          <w:i w:val="0"/>
-          <w:sz w:val="21"/>
-        </w:rPr>
-        <w:t>Solution: The HPV vaccine prevents infection with high-risk human papillomavirus types that cause cervical cancer, and is recommended for girls and boys from age 9-14. The other vaccines prevent different diseases.</w:t>
+        <w:t xml:space="preserve"/>
       </w:r>
     </w:p>
     <w:p>
-      <w:pPr>
-        <w:spacing w:after="0" w:before="0"/>
-      </w:pPr>
       <w:r>
-        <w:rPr>
-          <w:b w:val="0"/>
-          <w:i w:val="0"/>
-          <w:sz w:val="20"/>
-        </w:rPr>
-        <w:t>Positive Marks: 1</w:t>
+        <w:t xml:space="preserve">Question: The outermost layer of the skin is the:</w:t>
       </w:r>
     </w:p>
     <w:p>
-      <w:pPr>
-        <w:spacing w:after="160" w:before="0"/>
-      </w:pPr>
       <w:r>
-        <w:rPr>
-          <w:b w:val="0"/>
-          <w:i w:val="0"/>
-          <w:sz w:val="20"/>
-        </w:rPr>
-        <w:t>Negative Marks: 0.25</w:t>
+        <w:t xml:space="preserve">(a) Dermis</w:t>
       </w:r>
     </w:p>
     <w:p>
-      <w:pPr>
-        <w:spacing w:after="40" w:before="120"/>
-      </w:pPr>
       <w:r>
-        <w:rPr>
-          <w:b w:val="0"/>
-          <w:i w:val="0"/>
-          <w:sz w:val="22"/>
-        </w:rPr>
-        <w:t>Question: A client with borderline personality disorder is in dialectical behaviour therapy (DBT). Which skill is a core component of DBT?</w:t>
+        <w:t xml:space="preserve">(b) Hypodermis</w:t>
       </w:r>
     </w:p>
     <w:p>
-      <w:pPr>
-        <w:spacing w:after="0" w:before="0"/>
-      </w:pPr>
       <w:r>
-        <w:rPr>
-          <w:b w:val="0"/>
-          <w:i w:val="0"/>
-          <w:sz w:val="22"/>
-        </w:rPr>
-        <w:t>(a) Mindfulness and emotional regulation</w:t>
+        <w:t xml:space="preserve">(c) Subcutaneous layer</w:t>
       </w:r>
     </w:p>
     <w:p>
-      <w:pPr>
-        <w:spacing w:after="0" w:before="0"/>
-      </w:pPr>
       <w:r>
-        <w:rPr>
-          <w:b w:val="0"/>
-          <w:i w:val="0"/>
-          <w:sz w:val="22"/>
-        </w:rPr>
-        <w:t>(b) Free association</w:t>
+        <w:t xml:space="preserve">(d) Epidermis</w:t>
       </w:r>
     </w:p>
     <w:p>
-      <w:pPr>
-        <w:spacing w:after="0" w:before="0"/>
-      </w:pPr>
       <w:r>
-        <w:rPr>
-          <w:b w:val="0"/>
-          <w:i w:val="0"/>
-          <w:sz w:val="22"/>
-        </w:rPr>
-        <w:t>(c) Systematic desensitisation only</w:t>
+        <w:t xml:space="preserve">Answer: d</w:t>
       </w:r>
     </w:p>
     <w:p>
-      <w:pPr>
-        <w:spacing w:after="0" w:before="0"/>
-      </w:pPr>
       <w:r>
-        <w:rPr>
-          <w:b w:val="0"/>
-          <w:i w:val="0"/>
-          <w:sz w:val="22"/>
-        </w:rPr>
-        <w:t>(d) Electroconvulsive therapy</w:t>
+        <w:t xml:space="preserve">Solution: The epidermis is the outer protective layer; the dermis below contains vessels, glands, and nerves.</w:t>
       </w:r>
     </w:p>
     <w:p>
-      <w:pPr>
-        <w:spacing w:after="0" w:before="40"/>
-      </w:pPr>
       <w:r>
-        <w:rPr>
-          <w:b/>
-          <w:i w:val="0"/>
-          <w:sz w:val="22"/>
-        </w:rPr>
-        <w:t>Answer: a</w:t>
+        <w:t xml:space="preserve">Positive Marks: 1</w:t>
       </w:r>
     </w:p>
     <w:p>
-      <w:pPr>
-        <w:spacing w:after="0" w:before="0"/>
-      </w:pPr>
       <w:r>
-        <w:rPr>
-          <w:b w:val="0"/>
-          <w:i w:val="0"/>
-          <w:sz w:val="21"/>
-        </w:rPr>
-        <w:t>Solution: DBT, developed for borderline personality disorder, teaches mindfulness, distress tolerance, emotional regulation, and interpersonal effectiveness. The other options are not core DBT components.</w:t>
+        <w:t xml:space="preserve">Negative Marks: 0.25</w:t>
       </w:r>
     </w:p>
     <w:p>
-      <w:pPr>
-        <w:spacing w:after="0" w:before="0"/>
-      </w:pPr>
       <w:r>
-        <w:rPr>
-          <w:b w:val="0"/>
-          <w:i w:val="0"/>
-          <w:sz w:val="20"/>
-        </w:rPr>
-        <w:t>Positive Marks: 1</w:t>
+        <w:t xml:space="preserve"/>
       </w:r>
     </w:p>
     <w:p>
-      <w:pPr>
-        <w:spacing w:after="160" w:before="0"/>
-      </w:pPr>
       <w:r>
-        <w:rPr>
-          <w:b w:val="0"/>
-          <w:i w:val="0"/>
-          <w:sz w:val="20"/>
-        </w:rPr>
-        <w:t>Negative Marks: 0.25</w:t>
+        <w:t xml:space="preserve">Question: The nurse should monitor a client on an IV insulin infusion for:</w:t>
       </w:r>
     </w:p>
     <w:p>
-      <w:pPr>
-        <w:spacing w:after="40" w:before="120"/>
-      </w:pPr>
       <w:r>
-        <w:rPr>
-          <w:b w:val="0"/>
-          <w:i w:val="0"/>
-          <w:sz w:val="22"/>
-        </w:rPr>
-        <w:t>Question: Which Indian law governs the care and treatment of persons with mental illness and protects their rights?</w:t>
+        <w:t xml:space="preserve">(a) Hyperkalemia</w:t>
       </w:r>
     </w:p>
     <w:p>
-      <w:pPr>
-        <w:spacing w:after="0" w:before="0"/>
-      </w:pPr>
       <w:r>
-        <w:rPr>
-          <w:b w:val="0"/>
-          <w:i w:val="0"/>
-          <w:sz w:val="22"/>
-        </w:rPr>
-        <w:t>(a) The Mental Healthcare Act</w:t>
+        <w:t xml:space="preserve">(b) Hypoglycemia and hypokalemia</w:t>
       </w:r>
     </w:p>
     <w:p>
-      <w:pPr>
-        <w:spacing w:after="0" w:before="0"/>
-      </w:pPr>
       <w:r>
-        <w:rPr>
-          <w:b w:val="0"/>
-          <w:i w:val="0"/>
-          <w:sz w:val="22"/>
-        </w:rPr>
-        <w:t>(b) The Indian Penal Code</w:t>
+        <w:t xml:space="preserve">(c) Hypernatremia</w:t>
       </w:r>
     </w:p>
     <w:p>
-      <w:pPr>
-        <w:spacing w:after="0" w:before="0"/>
-      </w:pPr>
       <w:r>
-        <w:rPr>
-          <w:b w:val="0"/>
-          <w:i w:val="0"/>
-          <w:sz w:val="22"/>
-        </w:rPr>
-        <w:t>(c) The Consumer Protection Act</w:t>
+        <w:t xml:space="preserve">(d) Hypercalcemia</w:t>
       </w:r>
     </w:p>
     <w:p>
-      <w:pPr>
-        <w:spacing w:after="0" w:before="0"/>
-      </w:pPr>
       <w:r>
-        <w:rPr>
-          <w:b w:val="0"/>
-          <w:i w:val="0"/>
-          <w:sz w:val="22"/>
-        </w:rPr>
-        <w:t>(d) The Epidemic Diseases Act</w:t>
+        <w:t xml:space="preserve">Answer: b</w:t>
       </w:r>
     </w:p>
     <w:p>
-      <w:pPr>
-        <w:spacing w:after="0" w:before="40"/>
-      </w:pPr>
       <w:r>
-        <w:rPr>
-          <w:b/>
-          <w:i w:val="0"/>
-          <w:sz w:val="22"/>
-        </w:rPr>
-        <w:t>Answer: a</w:t>
+        <w:t xml:space="preserve">Solution: IV insulin drives glucose and potassium into cells, so hypoglycemia and hypokalemia are monitored with frequent glucose checks.</w:t>
       </w:r>
     </w:p>
     <w:p>
-      <w:pPr>
-        <w:spacing w:after="0" w:before="0"/>
-      </w:pPr>
       <w:r>
-        <w:rPr>
-          <w:b w:val="0"/>
-          <w:i w:val="0"/>
-          <w:sz w:val="21"/>
-        </w:rPr>
-        <w:t>Solution: The Mental Healthcare Act (2017) protects the rights of persons with mental illness, including the right to treatment, confidentiality, and the presumption of capacity to consent. The other statutes are not mental health laws.</w:t>
+        <w:t xml:space="preserve">Positive Marks: 1</w:t>
       </w:r>
     </w:p>
     <w:p>
-      <w:pPr>
-        <w:spacing w:after="0" w:before="0"/>
-      </w:pPr>
       <w:r>
-        <w:rPr>
-          <w:b w:val="0"/>
-          <w:i w:val="0"/>
-          <w:sz w:val="20"/>
-        </w:rPr>
-        <w:t>Positive Marks: 1</w:t>
+        <w:t xml:space="preserve">Negative Marks: 0.25</w:t>
       </w:r>
     </w:p>
     <w:p>
-      <w:pPr>
-        <w:spacing w:after="160" w:before="0"/>
-      </w:pPr>
       <w:r>
-        <w:rPr>
-          <w:b w:val="0"/>
-          <w:i w:val="0"/>
-          <w:sz w:val="20"/>
-        </w:rPr>
-        <w:t>Negative Marks: 0.25</w:t>
+        <w:t xml:space="preserve"/>
       </w:r>
     </w:p>
     <w:p>
-      <w:pPr>
-        <w:spacing w:after="40" w:before="120"/>
-      </w:pPr>
       <w:r>
-        <w:rPr>
-          <w:b w:val="0"/>
-          <w:i w:val="0"/>
-          <w:sz w:val="22"/>
-        </w:rPr>
-        <w:t>Question: A client admitted voluntarily to a psychiatric unit asks to leave. Which is the correct nursing response?</w:t>
+        <w:t xml:space="preserve">Question: Fluoride is added to water to:</w:t>
       </w:r>
     </w:p>
     <w:p>
-      <w:pPr>
-        <w:spacing w:after="0" w:before="0"/>
-      </w:pPr>
       <w:r>
-        <w:rPr>
-          <w:b w:val="0"/>
-          <w:i w:val="0"/>
-          <w:sz w:val="22"/>
-        </w:rPr>
-        <w:t>(a) The client may leave unless there is a danger to self or others, per legal procedure</w:t>
+        <w:t xml:space="preserve">(a) Improve taste only</w:t>
       </w:r>
     </w:p>
     <w:p>
-      <w:pPr>
-        <w:spacing w:after="0" w:before="0"/>
-      </w:pPr>
       <w:r>
-        <w:rPr>
-          <w:b w:val="0"/>
-          <w:i w:val="0"/>
-          <w:sz w:val="22"/>
-        </w:rPr>
-        <w:t>(b) The client can never leave once admitted</w:t>
+        <w:t xml:space="preserve">(b) Increase protein</w:t>
       </w:r>
     </w:p>
     <w:p>
-      <w:pPr>
-        <w:spacing w:after="0" w:before="0"/>
-      </w:pPr>
       <w:r>
-        <w:rPr>
-          <w:b w:val="0"/>
-          <w:i w:val="0"/>
-          <w:sz w:val="22"/>
-        </w:rPr>
-        <w:t>(c) The client must stay for a fixed 30 days</w:t>
+        <w:t xml:space="preserve">(c) Prevent dental caries</w:t>
       </w:r>
     </w:p>
     <w:p>
-      <w:pPr>
-        <w:spacing w:after="0" w:before="0"/>
-      </w:pPr>
       <w:r>
-        <w:rPr>
-          <w:b w:val="0"/>
-          <w:i w:val="0"/>
-          <w:sz w:val="22"/>
-        </w:rPr>
-        <w:t>(d) The client must ask the family for permission</w:t>
+        <w:t xml:space="preserve">(d) Prevent anemia</w:t>
       </w:r>
     </w:p>
     <w:p>
-      <w:pPr>
-        <w:spacing w:after="0" w:before="40"/>
-      </w:pPr>
       <w:r>
-        <w:rPr>
-          <w:b/>
-          <w:i w:val="0"/>
-          <w:sz w:val="22"/>
-        </w:rPr>
-        <w:t>Answer: a</w:t>
+        <w:t xml:space="preserve">Answer: c</w:t>
       </w:r>
     </w:p>
     <w:p>
-      <w:pPr>
-        <w:spacing w:after="0" w:before="0"/>
-      </w:pPr>
       <w:r>
-        <w:rPr>
-          <w:b w:val="0"/>
-          <w:i w:val="0"/>
-          <w:sz w:val="21"/>
-        </w:rPr>
-        <w:t>Solution: A voluntarily admitted client may request discharge; the request is evaluated, and discharge occurs unless the client poses a danger to self or others, in which case commitment procedures may apply. The other options violate the client's rights.</w:t>
+        <w:t xml:space="preserve">Solution: Fluoridation strengthens tooth enamel and significantly reduces dental caries at population level.</w:t>
       </w:r>
     </w:p>
     <w:p>
-      <w:pPr>
-        <w:spacing w:after="0" w:before="0"/>
-      </w:pPr>
       <w:r>
-        <w:rPr>
-          <w:b w:val="0"/>
-          <w:i w:val="0"/>
-          <w:sz w:val="20"/>
-        </w:rPr>
-        <w:t>Positive Marks: 1</w:t>
+        <w:t xml:space="preserve">Positive Marks: 1</w:t>
       </w:r>
     </w:p>
     <w:p>
-      <w:pPr>
-        <w:spacing w:after="160" w:before="0"/>
-      </w:pPr>
       <w:r>
-        <w:rPr>
-          <w:b w:val="0"/>
-          <w:i w:val="0"/>
-          <w:sz w:val="20"/>
-        </w:rPr>
-        <w:t>Negative Marks: 0.25</w:t>
+        <w:t xml:space="preserve">Negative Marks: 0.25</w:t>
       </w:r>
     </w:p>
     <w:p>
-      <w:pPr>
-        <w:spacing w:after="40" w:before="120"/>
-      </w:pPr>
       <w:r>
-        <w:rPr>
-          <w:b w:val="0"/>
-          <w:i w:val="0"/>
-          <w:sz w:val="22"/>
-        </w:rPr>
-        <w:t>Question: A toddler holds his breath and briefly turns blue when frustrated. Which is the appropriate parental guidance?</w:t>
+        <w:t xml:space="preserve">Question: Which is a warning sign of cancer?</w:t>
       </w:r>
     </w:p>
     <w:p>
-      <w:pPr>
-        <w:spacing w:after="0" w:before="0"/>
-      </w:pPr>
       <w:r>
-        <w:rPr>
-          <w:b w:val="0"/>
-          <w:i w:val="0"/>
-          <w:sz w:val="22"/>
-        </w:rPr>
-        <w:t>(a) Remain calm, ensure safety, and do not reinforce the behaviour</w:t>
+        <w:t xml:space="preserve">(a) A sore that does not heal</w:t>
       </w:r>
     </w:p>
     <w:p>
-      <w:pPr>
-        <w:spacing w:after="0" w:before="0"/>
-      </w:pPr>
       <w:r>
-        <w:rPr>
-          <w:b w:val="0"/>
-          <w:i w:val="0"/>
-          <w:sz w:val="22"/>
-        </w:rPr>
-        <w:t>(b) Shake the child to stop the spell</w:t>
+        <w:t xml:space="preserve">(b) Normal weight</w:t>
       </w:r>
     </w:p>
     <w:p>
-      <w:pPr>
-        <w:spacing w:after="0" w:before="0"/>
-      </w:pPr>
       <w:r>
-        <w:rPr>
-          <w:b w:val="0"/>
-          <w:i w:val="0"/>
-          <w:sz w:val="22"/>
-        </w:rPr>
-        <w:t>(c) Give the child candy immediately to calm him</w:t>
+        <w:t xml:space="preserve">(c) Clear urine</w:t>
       </w:r>
     </w:p>
     <w:p>
-      <w:pPr>
-        <w:spacing w:after="0" w:before="0"/>
-      </w:pPr>
       <w:r>
-        <w:rPr>
-          <w:b w:val="0"/>
-          <w:i w:val="0"/>
-          <w:sz w:val="22"/>
-        </w:rPr>
-        <w:t>(d) Slap the child's back forcefully</w:t>
+        <w:t xml:space="preserve">(d) Good appetite</w:t>
       </w:r>
     </w:p>
     <w:p>
-      <w:pPr>
-        <w:spacing w:after="0" w:before="40"/>
-      </w:pPr>
       <w:r>
-        <w:rPr>
-          <w:b/>
-          <w:i w:val="0"/>
-          <w:sz w:val="22"/>
-        </w:rPr>
-        <w:t>Answer: a</w:t>
+        <w:t xml:space="preserve">Answer: a</w:t>
       </w:r>
     </w:p>
     <w:p>
-      <w:pPr>
-        <w:spacing w:after="0" w:before="0"/>
-      </w:pPr>
       <w:r>
-        <w:rPr>
-          <w:b w:val="0"/>
-          <w:i w:val="0"/>
-          <w:sz w:val="21"/>
-        </w:rPr>
-        <w:t>Solution: Breath-holding spells are managed by staying calm, keeping the child safe (laying flat), and not giving in to the tantrum, which reinforces it. Shaking (b), treats (c), and slapping (d) are harmful and ineffective.</w:t>
+        <w:t xml:space="preserve">Solution: CAUTION warning signs include a non-healing sore, a lump, unusual bleeding, a change in bowel/bladder habits, and unexplained weight loss.</w:t>
       </w:r>
     </w:p>
     <w:p>
-      <w:pPr>
-        <w:spacing w:after="0" w:before="0"/>
-      </w:pPr>
       <w:r>
-        <w:rPr>
-          <w:b w:val="0"/>
-          <w:i w:val="0"/>
-          <w:sz w:val="20"/>
-        </w:rPr>
-        <w:t>Positive Marks: 1</w:t>
+        <w:t xml:space="preserve">Positive Marks: 1</w:t>
       </w:r>
     </w:p>
     <w:p>
-      <w:pPr>
-        <w:spacing w:after="160" w:before="0"/>
-      </w:pPr>
       <w:r>
-        <w:rPr>
-          <w:b w:val="0"/>
-          <w:i w:val="0"/>
-          <w:sz w:val="20"/>
-        </w:rPr>
-        <w:t>Negative Marks: 0.25</w:t>
+        <w:t xml:space="preserve">Negative Marks: 0.25</w:t>
       </w:r>
     </w:p>
     <w:p>
-      <w:pPr>
-        <w:spacing w:after="40" w:before="120"/>
-      </w:pPr>
       <w:r>
-        <w:rPr>
-          <w:b w:val="0"/>
-          <w:i w:val="0"/>
-          <w:sz w:val="22"/>
-        </w:rPr>
-        <w:t>Question: A new baby arrives home, and the older sibling begins acting like a baby, demanding a bottle and attention. This behaviour is best explained as:</w:t>
+        <w:t xml:space="preserve"/>
       </w:r>
     </w:p>
     <w:p>
-      <w:pPr>
-        <w:spacing w:after="0" w:before="0"/>
-      </w:pPr>
       <w:r>
-        <w:rPr>
-          <w:b w:val="0"/>
-          <w:i w:val="0"/>
-          <w:sz w:val="22"/>
-        </w:rPr>
-        <w:t>(a) Sibling rivalry with regression</w:t>
+        <w:t xml:space="preserve">Question: An immobile client should be repositioned at least every:</w:t>
       </w:r>
     </w:p>
     <w:p>
-      <w:pPr>
-        <w:spacing w:after="0" w:before="0"/>
-      </w:pPr>
       <w:r>
-        <w:rPr>
-          <w:b w:val="0"/>
-          <w:i w:val="0"/>
-          <w:sz w:val="22"/>
-        </w:rPr>
-        <w:t>(b) Attention deficit disorder</w:t>
+        <w:t xml:space="preserve">(a) 8 hours</w:t>
       </w:r>
     </w:p>
     <w:p>
-      <w:pPr>
-        <w:spacing w:after="0" w:before="0"/>
-      </w:pPr>
       <w:r>
-        <w:rPr>
-          <w:b w:val="0"/>
-          <w:i w:val="0"/>
-          <w:sz w:val="22"/>
-        </w:rPr>
-        <w:t>(c) Conduct disorder</w:t>
+        <w:t xml:space="preserve">(b) 12 hours</w:t>
       </w:r>
     </w:p>
     <w:p>
-      <w:pPr>
-        <w:spacing w:after="0" w:before="0"/>
-      </w:pPr>
       <w:r>
-        <w:rPr>
-          <w:b w:val="0"/>
-          <w:i w:val="0"/>
-          <w:sz w:val="22"/>
-        </w:rPr>
-        <w:t>(d) An autism spectrum behaviour</w:t>
+        <w:t xml:space="preserve">(c) 24 hours</w:t>
       </w:r>
     </w:p>
     <w:p>
-      <w:pPr>
-        <w:spacing w:after="0" w:before="40"/>
-      </w:pPr>
       <w:r>
-        <w:rPr>
-          <w:b/>
-          <w:i w:val="0"/>
-          <w:sz w:val="22"/>
-        </w:rPr>
-        <w:t>Answer: a</w:t>
+        <w:t xml:space="preserve">(d) 2 hours</w:t>
       </w:r>
     </w:p>
     <w:p>
-      <w:pPr>
-        <w:spacing w:after="0" w:before="0"/>
-      </w:pPr>
       <w:r>
-        <w:rPr>
-          <w:b w:val="0"/>
-          <w:i w:val="0"/>
-          <w:sz w:val="21"/>
-        </w:rPr>
-        <w:t>Solution: The older child's babyish behaviour after a new sibling's arrival is sibling rivalry with regression—a normal response to feeling displaced. It resolves with attention and reassurance, not a disorder.</w:t>
+        <w:t xml:space="preserve">Answer: d</w:t>
       </w:r>
     </w:p>
     <w:p>
-      <w:pPr>
-        <w:spacing w:after="0" w:before="0"/>
-      </w:pPr>
       <w:r>
-        <w:rPr>
-          <w:b w:val="0"/>
-          <w:i w:val="0"/>
-          <w:sz w:val="20"/>
-        </w:rPr>
-        <w:t>Positive Marks: 1</w:t>
+        <w:t xml:space="preserve">Solution: Repositioning every 2 hours relieves pressure on bony prominences and prevents pressure ulcers.</w:t>
       </w:r>
     </w:p>
     <w:p>
-      <w:pPr>
-        <w:spacing w:after="160" w:before="0"/>
-      </w:pPr>
       <w:r>
-        <w:rPr>
-          <w:b w:val="0"/>
-          <w:i w:val="0"/>
-          <w:sz w:val="20"/>
-        </w:rPr>
-        <w:t>Negative Marks: 0.25</w:t>
+        <w:t xml:space="preserve">Positive Marks: 1</w:t>
       </w:r>
     </w:p>
     <w:p>
-      <w:pPr>
-        <w:spacing w:after="40" w:before="120"/>
-      </w:pPr>
       <w:r>
-        <w:rPr>
-          <w:b w:val="0"/>
-          <w:i w:val="0"/>
-          <w:sz w:val="22"/>
-        </w:rPr>
-        <w:t>Question: Which is the primary purpose of play therapy in a hospitalized child?</w:t>
+        <w:t xml:space="preserve">Negative Marks: 0.25</w:t>
       </w:r>
     </w:p>
     <w:p>
-      <w:pPr>
-        <w:spacing w:after="0" w:before="0"/>
-      </w:pPr>
       <w:r>
-        <w:rPr>
-          <w:b w:val="0"/>
-          <w:i w:val="0"/>
-          <w:sz w:val="22"/>
-        </w:rPr>
-        <w:t>(a) To help the child express feelings and cope with hospital experiences</w:t>
+        <w:t xml:space="preserve"/>
       </w:r>
     </w:p>
     <w:p>
-      <w:pPr>
-        <w:spacing w:after="0" w:before="0"/>
-      </w:pPr>
       <w:r>
-        <w:rPr>
-          <w:b w:val="0"/>
-          <w:i w:val="0"/>
-          <w:sz w:val="22"/>
-        </w:rPr>
-        <w:t>(b) To entertain the child during waiting periods</w:t>
+        <w:t xml:space="preserve">Question: Ovulation occurs approximately on which day of a 28-day menstrual cycle?</w:t>
       </w:r>
     </w:p>
     <w:p>
-      <w:pPr>
-        <w:spacing w:after="0" w:before="0"/>
-      </w:pPr>
       <w:r>
-        <w:rPr>
-          <w:b w:val="0"/>
-          <w:i w:val="0"/>
-          <w:sz w:val="22"/>
-        </w:rPr>
-        <w:t>(c) To replace medical treatment</w:t>
+        <w:t xml:space="preserve">(a) Day 1</w:t>
       </w:r>
     </w:p>
     <w:p>
-      <w:pPr>
-        <w:spacing w:after="0" w:before="0"/>
-      </w:pPr>
       <w:r>
-        <w:rPr>
-          <w:b w:val="0"/>
-          <w:i w:val="0"/>
-          <w:sz w:val="22"/>
-        </w:rPr>
-        <w:t>(d) To keep the child occupied so parents can leave</w:t>
+        <w:t xml:space="preserve">(b) Day 14</w:t>
       </w:r>
     </w:p>
     <w:p>
-      <w:pPr>
-        <w:spacing w:after="0" w:before="40"/>
-      </w:pPr>
       <w:r>
-        <w:rPr>
-          <w:b/>
-          <w:i w:val="0"/>
-          <w:sz w:val="22"/>
-        </w:rPr>
-        <w:t>Answer: a</w:t>
+        <w:t xml:space="preserve">(c) Day 28</w:t>
       </w:r>
     </w:p>
     <w:p>
-      <w:pPr>
-        <w:spacing w:after="0" w:before="0"/>
-      </w:pPr>
       <w:r>
-        <w:rPr>
-          <w:b w:val="0"/>
-          <w:i w:val="0"/>
-          <w:sz w:val="21"/>
-        </w:rPr>
-        <w:t>Solution: Play therapy lets children express fears and feelings through play, helping them cope with illness and hospitalisation. It is therapeutic, not merely entertainment (b) or a substitute for treatment (c).</w:t>
+        <w:t xml:space="preserve">(d) Day 7</w:t>
       </w:r>
     </w:p>
     <w:p>
-      <w:pPr>
-        <w:spacing w:after="0" w:before="0"/>
-      </w:pPr>
       <w:r>
-        <w:rPr>
-          <w:b w:val="0"/>
-          <w:i w:val="0"/>
-          <w:sz w:val="20"/>
-        </w:rPr>
-        <w:t>Positive Marks: 1</w:t>
+        <w:t xml:space="preserve">Answer: b</w:t>
       </w:r>
     </w:p>
     <w:p>
-      <w:pPr>
-        <w:spacing w:after="160" w:before="0"/>
-      </w:pPr>
       <w:r>
-        <w:rPr>
-          <w:b w:val="0"/>
-          <w:i w:val="0"/>
-          <w:sz w:val="20"/>
-        </w:rPr>
-        <w:t>Negative Marks: 0.25</w:t>
+        <w:t xml:space="preserve">Solution: In a 28-day cycle, ovulation occurs around day 14 — about 14 days before the next period.</w:t>
       </w:r>
     </w:p>
     <w:p>
-      <w:pPr>
-        <w:spacing w:after="40" w:before="120"/>
-      </w:pPr>
       <w:r>
-        <w:rPr>
-          <w:b w:val="0"/>
-          <w:i w:val="0"/>
-          <w:sz w:val="22"/>
-        </w:rPr>
-        <w:t>Question: Which is a method of preserving milk by heating it to destroy pathogenic organisms?</w:t>
+        <w:t xml:space="preserve">Positive Marks: 1</w:t>
       </w:r>
     </w:p>
     <w:p>
-      <w:pPr>
-        <w:spacing w:after="0" w:before="0"/>
-      </w:pPr>
       <w:r>
-        <w:rPr>
-          <w:b w:val="0"/>
-          <w:i w:val="0"/>
-          <w:sz w:val="22"/>
-        </w:rPr>
-        <w:t>(a) Pasteurisation</w:t>
+        <w:t xml:space="preserve">Negative Marks: 0.25</w:t>
       </w:r>
     </w:p>
     <w:p>
-      <w:pPr>
-        <w:spacing w:after="0" w:before="0"/>
-      </w:pPr>
       <w:r>
-        <w:rPr>
-          <w:b w:val="0"/>
-          <w:i w:val="0"/>
-          <w:sz w:val="22"/>
-        </w:rPr>
-        <w:t>(b) Fermentation</w:t>
+        <w:t xml:space="preserve"/>
       </w:r>
     </w:p>
     <w:p>
-      <w:pPr>
-        <w:spacing w:after="0" w:before="0"/>
-      </w:pPr>
       <w:r>
-        <w:rPr>
-          <w:b w:val="0"/>
-          <w:i w:val="0"/>
-          <w:sz w:val="22"/>
-        </w:rPr>
-        <w:t>(c) Filtration</w:t>
+        <w:t xml:space="preserve">Question: A major cause of accidental death in toddlers is:</w:t>
       </w:r>
     </w:p>
     <w:p>
-      <w:pPr>
-        <w:spacing w:after="0" w:before="0"/>
-      </w:pPr>
       <w:r>
-        <w:rPr>
-          <w:b w:val="0"/>
-          <w:i w:val="0"/>
-          <w:sz w:val="22"/>
-        </w:rPr>
-        <w:t>(d) Irradiation only</w:t>
+        <w:t xml:space="preserve">(a) Reading</w:t>
       </w:r>
     </w:p>
     <w:p>
-      <w:pPr>
-        <w:spacing w:after="0" w:before="40"/>
-      </w:pPr>
       <w:r>
-        <w:rPr>
-          <w:b/>
-          <w:i w:val="0"/>
-          <w:sz w:val="22"/>
-        </w:rPr>
-        <w:t>Answer: a</w:t>
+        <w:t xml:space="preserve">(b) Sleeping</w:t>
       </w:r>
     </w:p>
     <w:p>
-      <w:pPr>
-        <w:spacing w:after="0" w:before="0"/>
-      </w:pPr>
       <w:r>
-        <w:rPr>
-          <w:b w:val="0"/>
-          <w:i w:val="0"/>
-          <w:sz w:val="21"/>
-        </w:rPr>
-        <w:t>Solution: Pasteurisation heats milk to a specific temperature for a set time to destroy pathogenic bacteria while preserving nutritional value. The other methods are not the primary milk-preservation method described.</w:t>
+        <w:t xml:space="preserve">(c) Poisoning and falls</w:t>
       </w:r>
     </w:p>
     <w:p>
-      <w:pPr>
-        <w:spacing w:after="0" w:before="0"/>
-      </w:pPr>
       <w:r>
-        <w:rPr>
-          <w:b w:val="0"/>
-          <w:i w:val="0"/>
-          <w:sz w:val="20"/>
-        </w:rPr>
-        <w:t>Positive Marks: 1</w:t>
+        <w:t xml:space="preserve">(d) Eating vegetables</w:t>
       </w:r>
     </w:p>
     <w:p>
-      <w:pPr>
-        <w:spacing w:after="160" w:before="0"/>
-      </w:pPr>
       <w:r>
-        <w:rPr>
-          <w:b w:val="0"/>
-          <w:i w:val="0"/>
-          <w:sz w:val="20"/>
-        </w:rPr>
-        <w:t>Negative Marks: 0.25</w:t>
+        <w:t xml:space="preserve">Answer: c</w:t>
       </w:r>
     </w:p>
     <w:p>
-      <w:pPr>
-        <w:spacing w:after="40" w:before="120"/>
-      </w:pPr>
       <w:r>
-        <w:rPr>
-          <w:b w:val="0"/>
-          <w:i w:val="0"/>
-          <w:sz w:val="22"/>
-        </w:rPr>
-        <w:t>Question: Adulteration of food is:</w:t>
+        <w:t xml:space="preserve">Solution: Toddlers explore and put objects in their mouths, so poisoning, falls, drowning, and burns are leading accidental deaths.</w:t>
       </w:r>
     </w:p>
     <w:p>
-      <w:pPr>
-        <w:spacing w:after="0" w:before="0"/>
-      </w:pPr>
       <w:r>
-        <w:rPr>
-          <w:b w:val="0"/>
-          <w:i w:val="0"/>
-          <w:sz w:val="22"/>
-        </w:rPr>
-        <w:t>(a) The addition of inferior or harmful substances to food for profit</w:t>
+        <w:t xml:space="preserve">Positive Marks: 1</w:t>
       </w:r>
     </w:p>
     <w:p>
-      <w:pPr>
-        <w:spacing w:after="0" w:before="0"/>
-      </w:pPr>
       <w:r>
-        <w:rPr>
-          <w:b w:val="0"/>
-          <w:i w:val="0"/>
-          <w:sz w:val="22"/>
-        </w:rPr>
-        <w:t>(b) The natural spoilage of food</w:t>
+        <w:t xml:space="preserve">Negative Marks: 0.25</w:t>
       </w:r>
     </w:p>
     <w:p>
-      <w:pPr>
-        <w:spacing w:after="0" w:before="0"/>
-      </w:pPr>
       <w:r>
-        <w:rPr>
-          <w:b w:val="0"/>
-          <w:i w:val="0"/>
-          <w:sz w:val="22"/>
-        </w:rPr>
-        <w:t>(c) The addition of vitamins to food</w:t>
+        <w:t xml:space="preserve"/>
       </w:r>
     </w:p>
     <w:p>
-      <w:pPr>
-        <w:spacing w:after="0" w:before="0"/>
-      </w:pPr>
       <w:r>
-        <w:rPr>
-          <w:b w:val="0"/>
-          <w:i w:val="0"/>
-          <w:sz w:val="22"/>
-        </w:rPr>
-        <w:t>(d) The refrigeration of food</w:t>
+        <w:t xml:space="preserve">Question: Which situation permits breaching client confidentiality?</w:t>
       </w:r>
     </w:p>
     <w:p>
-      <w:pPr>
-        <w:spacing w:after="0" w:before="40"/>
-      </w:pPr>
       <w:r>
-        <w:rPr>
-          <w:b/>
-          <w:i w:val="0"/>
-          <w:sz w:val="22"/>
-        </w:rPr>
-        <w:t>Answer: a</w:t>
+        <w:t xml:space="preserve">(a) When the client poses a serious danger to self or others</w:t>
       </w:r>
     </w:p>
     <w:p>
-      <w:pPr>
-        <w:spacing w:after="0" w:before="0"/>
-      </w:pPr>
       <w:r>
-        <w:rPr>
-          <w:b w:val="0"/>
-          <w:i w:val="0"/>
-          <w:sz w:val="21"/>
-        </w:rPr>
-        <w:t>Solution: Food adulteration is the deliberate addition of cheaper, inferior, or harmful substances to food to increase profit, and it is a public health offence under the food safety laws. The other options are not adulteration.</w:t>
+        <w:t xml:space="preserve">(b) When a friend asks about the client</w:t>
       </w:r>
     </w:p>
     <w:p>
-      <w:pPr>
-        <w:spacing w:after="0" w:before="0"/>
-      </w:pPr>
       <w:r>
-        <w:rPr>
-          <w:b w:val="0"/>
-          <w:i w:val="0"/>
-          <w:sz w:val="20"/>
-        </w:rPr>
-        <w:t>Positive Marks: 1</w:t>
+        <w:t xml:space="preserve">(c) When the media requests information</w:t>
       </w:r>
     </w:p>
     <w:p>
-      <w:pPr>
-        <w:spacing w:after="160" w:before="0"/>
-      </w:pPr>
       <w:r>
-        <w:rPr>
-          <w:b w:val="0"/>
-          <w:i w:val="0"/>
-          <w:sz w:val="20"/>
-        </w:rPr>
-        <w:t>Negative Marks: 0.25</w:t>
+        <w:t xml:space="preserve">(d) When relatives want gossip</w:t>
       </w:r>
     </w:p>
     <w:p>
-      <w:pPr>
-        <w:spacing w:after="40" w:before="120"/>
-      </w:pPr>
       <w:r>
-        <w:rPr>
-          <w:b w:val="0"/>
-          <w:i w:val="0"/>
-          <w:sz w:val="22"/>
-        </w:rPr>
-        <w:t>Question: The Recommended Dietary Allowance (RDA) of a nutrient is the:</w:t>
+        <w:t xml:space="preserve">Answer: a</w:t>
       </w:r>
     </w:p>
     <w:p>
-      <w:pPr>
-        <w:spacing w:after="0" w:before="0"/>
-      </w:pPr>
       <w:r>
-        <w:rPr>
-          <w:b w:val="0"/>
-          <w:i w:val="0"/>
-          <w:sz w:val="22"/>
-        </w:rPr>
-        <w:t>(a) Amount sufficient to meet the needs of most healthy people in a population</w:t>
+        <w:t xml:space="preserve">Solution: Confidentiality yields only to protect life — duty to warn applies when the client is a serious danger to self or others.</w:t>
       </w:r>
     </w:p>
     <w:p>
-      <w:pPr>
-        <w:spacing w:after="0" w:before="0"/>
-      </w:pPr>
       <w:r>
-        <w:rPr>
-          <w:b w:val="0"/>
-          <w:i w:val="0"/>
-          <w:sz w:val="22"/>
-        </w:rPr>
-        <w:t>(b) Minimum amount needed to prevent death</w:t>
+        <w:t xml:space="preserve">Positive Marks: 1</w:t>
       </w:r>
     </w:p>
     <w:p>
-      <w:pPr>
-        <w:spacing w:after="0" w:before="0"/>
-      </w:pPr>
       <w:r>
-        <w:rPr>
-          <w:b w:val="0"/>
-          <w:i w:val="0"/>
-          <w:sz w:val="22"/>
-        </w:rPr>
-        <w:t>(c) Maximum safe limit for one day</w:t>
+        <w:t xml:space="preserve">Negative Marks: 0.25</w:t>
       </w:r>
     </w:p>
     <w:p>
-      <w:pPr>
-        <w:spacing w:after="0" w:before="0"/>
-      </w:pPr>
       <w:r>
-        <w:rPr>
-          <w:b w:val="0"/>
-          <w:i w:val="0"/>
-          <w:sz w:val="22"/>
-        </w:rPr>
-        <w:t>(d) Amount present in all foods</w:t>
+        <w:t xml:space="preserve"/>
       </w:r>
     </w:p>
     <w:p>
-      <w:pPr>
-        <w:spacing w:after="0" w:before="40"/>
-      </w:pPr>
       <w:r>
-        <w:rPr>
-          <w:b/>
-          <w:i w:val="0"/>
-          <w:sz w:val="22"/>
-        </w:rPr>
-        <w:t>Answer: a</w:t>
+        <w:t xml:space="preserve">Question: The main purpose of IEC (Information, Education, Communication) in health is to:</w:t>
       </w:r>
     </w:p>
     <w:p>
-      <w:pPr>
-        <w:spacing w:after="0" w:before="0"/>
-      </w:pPr>
       <w:r>
-        <w:rPr>
-          <w:b w:val="0"/>
-          <w:i w:val="0"/>
-          <w:sz w:val="21"/>
-        </w:rPr>
-        <w:t>Solution: The RDA is the average daily intake sufficient to meet the nutrient requirements of nearly all (97-98%) healthy individuals in a group. It is not a minimum survival level (b) or a maximum limit (c).</w:t>
+        <w:t xml:space="preserve">(a) Sell medicines</w:t>
       </w:r>
     </w:p>
     <w:p>
-      <w:pPr>
-        <w:spacing w:after="0" w:before="0"/>
-      </w:pPr>
       <w:r>
-        <w:rPr>
-          <w:b w:val="0"/>
-          <w:i w:val="0"/>
-          <w:sz w:val="20"/>
-        </w:rPr>
-        <w:t>Positive Marks: 1</w:t>
+        <w:t xml:space="preserve">(b) Entertain people</w:t>
       </w:r>
     </w:p>
     <w:p>
-      <w:pPr>
-        <w:spacing w:after="160" w:before="0"/>
-      </w:pPr>
       <w:r>
-        <w:rPr>
-          <w:b w:val="0"/>
-          <w:i w:val="0"/>
-          <w:sz w:val="20"/>
-        </w:rPr>
-        <w:t>Negative Marks: 0.25</w:t>
+        <w:t xml:space="preserve">(c) Replace doctors</w:t>
       </w:r>
     </w:p>
     <w:p>
-      <w:pPr>
-        <w:spacing w:after="40" w:before="120"/>
-      </w:pPr>
       <w:r>
-        <w:rPr>
-          <w:b w:val="0"/>
-          <w:i w:val="0"/>
-          <w:sz w:val="22"/>
-        </w:rPr>
-        <w:t>Question: Which practice best protects patient data from cyber threats in a hospital?</w:t>
+        <w:t xml:space="preserve">(d) Promote healthy behavior through awareness</w:t>
       </w:r>
     </w:p>
     <w:p>
-      <w:pPr>
-        <w:spacing w:after="0" w:before="0"/>
-      </w:pPr>
       <w:r>
-        <w:rPr>
-          <w:b w:val="0"/>
-          <w:i w:val="0"/>
-          <w:sz w:val="22"/>
-        </w:rPr>
-        <w:t>(a) Using strong passwords, encryption, and access controls for electronic health records</w:t>
+        <w:t xml:space="preserve">Answer: d</w:t>
       </w:r>
     </w:p>
     <w:p>
-      <w:pPr>
-        <w:spacing w:after="0" w:before="0"/>
-      </w:pPr>
       <w:r>
-        <w:rPr>
-          <w:b w:val="0"/>
-          <w:i w:val="0"/>
-          <w:sz w:val="22"/>
-        </w:rPr>
-        <w:t>(b) Sharing passwords among staff for convenience</w:t>
+        <w:t xml:space="preserve">Solution: IEC uses messages and education to raise awareness and motivate healthy practices such as immunization and hygiene.</w:t>
       </w:r>
     </w:p>
     <w:p>
-      <w:pPr>
-        <w:spacing w:after="0" w:before="0"/>
-      </w:pPr>
       <w:r>
-        <w:rPr>
-          <w:b w:val="0"/>
-          <w:i w:val="0"/>
-          <w:sz w:val="22"/>
-        </w:rPr>
-        <w:t>(c) Printing patient records and leaving them in open areas</w:t>
+        <w:t xml:space="preserve">Positive Marks: 1</w:t>
       </w:r>
     </w:p>
     <w:p>
-      <w:pPr>
-        <w:spacing w:after="0" w:before="0"/>
-      </w:pPr>
       <w:r>
-        <w:rPr>
-          <w:b w:val="0"/>
-          <w:i w:val="0"/>
-          <w:sz w:val="22"/>
-        </w:rPr>
-        <w:t>(d) Disabling all security software</w:t>
+        <w:t xml:space="preserve">Negative Marks: 0.25</w:t>
       </w:r>
     </w:p>
     <w:p>
-      <w:pPr>
-        <w:spacing w:after="0" w:before="40"/>
-      </w:pPr>
       <w:r>
-        <w:rPr>
-          <w:b/>
-          <w:i w:val="0"/>
-          <w:sz w:val="22"/>
-        </w:rPr>
-        <w:t>Answer: a</w:t>
+        <w:t xml:space="preserve"/>
       </w:r>
     </w:p>
     <w:p>
-      <w:pPr>
-        <w:spacing w:after="0" w:before="0"/>
-      </w:pPr>
       <w:r>
-        <w:rPr>
-          <w:b w:val="0"/>
-          <w:i w:val="0"/>
-          <w:sz w:val="21"/>
-        </w:rPr>
-        <w:t>Solution: Cybersecurity in healthcare relies on strong authentication, encryption, role-based access controls, and staff training to protect electronic health records. Sharing passwords (b) and disabling security (d) create breaches.</w:t>
+        <w:t xml:space="preserve">Question: Statins such as atorvastatin lower cholesterol by:</w:t>
       </w:r>
     </w:p>
     <w:p>
-      <w:pPr>
-        <w:spacing w:after="0" w:before="0"/>
-      </w:pPr>
       <w:r>
-        <w:rPr>
-          <w:b w:val="0"/>
-          <w:i w:val="0"/>
-          <w:sz w:val="20"/>
-        </w:rPr>
-        <w:t>Positive Marks: 1</w:t>
+        <w:t xml:space="preserve">(a) Increasing dietary fat</w:t>
       </w:r>
     </w:p>
     <w:p>
-      <w:pPr>
-        <w:spacing w:after="160" w:before="0"/>
-      </w:pPr>
       <w:r>
-        <w:rPr>
-          <w:b w:val="0"/>
-          <w:i w:val="0"/>
-          <w:sz w:val="20"/>
-        </w:rPr>
-        <w:t>Negative Marks: 0.25</w:t>
+        <w:t xml:space="preserve">(b) Inhibiting HMG-CoA reductase in cholesterol synthesis</w:t>
       </w:r>
     </w:p>
     <w:p>
-      <w:pPr>
-        <w:spacing w:after="40" w:before="120"/>
-      </w:pPr>
       <w:r>
-        <w:rPr>
-          <w:b w:val="0"/>
-          <w:i w:val="0"/>
-          <w:sz w:val="22"/>
-        </w:rPr>
-        <w:t>Question: When faced with an ethical dilemma, the nurse's first step in ethical decision-making should be to:</w:t>
+        <w:t xml:space="preserve">(c) Blocking calcium channels</w:t>
       </w:r>
     </w:p>
     <w:p>
-      <w:pPr>
-        <w:spacing w:after="0" w:before="0"/>
-      </w:pPr>
       <w:r>
-        <w:rPr>
-          <w:b w:val="0"/>
-          <w:i w:val="0"/>
-          <w:sz w:val="22"/>
-        </w:rPr>
-        <w:t>(a) Identify the ethical problem and gather all relevant facts</w:t>
+        <w:t xml:space="preserve">(d) Increasing blood glucose</w:t>
       </w:r>
     </w:p>
     <w:p>
-      <w:pPr>
-        <w:spacing w:after="0" w:before="0"/>
-      </w:pPr>
       <w:r>
-        <w:rPr>
-          <w:b w:val="0"/>
-          <w:i w:val="0"/>
-          <w:sz w:val="22"/>
-        </w:rPr>
-        <w:t>(b) Act immediately based on personal opinion</w:t>
+        <w:t xml:space="preserve">Answer: b</w:t>
       </w:r>
     </w:p>
     <w:p>
-      <w:pPr>
-        <w:spacing w:after="0" w:before="0"/>
-      </w:pPr>
       <w:r>
-        <w:rPr>
-          <w:b w:val="0"/>
-          <w:i w:val="0"/>
-          <w:sz w:val="22"/>
-        </w:rPr>
-        <w:t>(c) Ask the client to decide without information</w:t>
+        <w:t xml:space="preserve">Solution: Statins inhibit HMG-CoA reductase, the rate-limiting enzyme of hepatic cholesterol synthesis, lowering LDL cholesterol.</w:t>
       </w:r>
     </w:p>
     <w:p>
-      <w:pPr>
-        <w:spacing w:after="0" w:before="0"/>
-      </w:pPr>
       <w:r>
-        <w:rPr>
-          <w:b w:val="0"/>
-          <w:i w:val="0"/>
-          <w:sz w:val="22"/>
-        </w:rPr>
-        <w:t>(d) Ignore the problem if it is controversial</w:t>
+        <w:t xml:space="preserve">Positive Marks: 1</w:t>
       </w:r>
     </w:p>
     <w:p>
-      <w:pPr>
-        <w:spacing w:after="0" w:before="40"/>
-      </w:pPr>
       <w:r>
-        <w:rPr>
-          <w:b/>
-          <w:i w:val="0"/>
-          <w:sz w:val="22"/>
-        </w:rPr>
-        <w:t>Answer: a</w:t>
+        <w:t xml:space="preserve">Negative Marks: 0.25</w:t>
       </w:r>
     </w:p>
     <w:p>
-      <w:pPr>
-        <w:spacing w:after="0" w:before="0"/>
-      </w:pPr>
       <w:r>
-        <w:rPr>
-          <w:b w:val="0"/>
-          <w:i w:val="0"/>
-          <w:sz w:val="21"/>
-        </w:rPr>
-        <w:t>Solution: Ethical decision-making begins with identifying the ethical problem and gathering the relevant facts, values, and stakeholders before weighing options. Acting on opinion alone (b) or ignoring the issue (d) is not ethical practice.</w:t>
+        <w:t xml:space="preserve"/>
       </w:r>
     </w:p>
     <w:p>
-      <w:pPr>
-        <w:spacing w:after="0" w:before="0"/>
-      </w:pPr>
       <w:r>
-        <w:rPr>
-          <w:b w:val="0"/>
-          <w:i w:val="0"/>
-          <w:sz w:val="20"/>
-        </w:rPr>
-        <w:t>Positive Marks: 1</w:t>
+        <w:t xml:space="preserve">Question: Gas exchange in the lungs occurs in the:</w:t>
       </w:r>
     </w:p>
     <w:p>
-      <w:pPr>
-        <w:spacing w:after="160" w:before="0"/>
-      </w:pPr>
       <w:r>
-        <w:rPr>
-          <w:b w:val="0"/>
-          <w:i w:val="0"/>
-          <w:sz w:val="20"/>
-        </w:rPr>
-        <w:t>Negative Marks: 0.25</w:t>
+        <w:t xml:space="preserve">(a) Bronchi</w:t>
       </w:r>
     </w:p>
     <w:p>
-      <w:pPr>
-        <w:spacing w:after="40" w:before="120"/>
-      </w:pPr>
       <w:r>
-        <w:rPr>
-          <w:b w:val="0"/>
-          <w:i w:val="0"/>
-          <w:sz w:val="22"/>
-        </w:rPr>
-        <w:t>Question: Which type of joint allows the widest range of movement, such as the shoulder and hip?</w:t>
+        <w:t xml:space="preserve">(b) Trachea</w:t>
       </w:r>
     </w:p>
     <w:p>
-      <w:pPr>
-        <w:spacing w:after="0" w:before="0"/>
-      </w:pPr>
       <w:r>
-        <w:rPr>
-          <w:b w:val="0"/>
-          <w:i w:val="0"/>
-          <w:sz w:val="22"/>
-        </w:rPr>
-        <w:t>(a) Ball-and-socket joint</w:t>
+        <w:t xml:space="preserve">(c) Alveoli</w:t>
       </w:r>
     </w:p>
     <w:p>
-      <w:pPr>
-        <w:spacing w:after="0" w:before="0"/>
-      </w:pPr>
       <w:r>
-        <w:rPr>
-          <w:b w:val="0"/>
-          <w:i w:val="0"/>
-          <w:sz w:val="22"/>
-        </w:rPr>
-        <w:t>(b) Hinge joint</w:t>
+        <w:t xml:space="preserve">(d) Pleura</w:t>
       </w:r>
     </w:p>
     <w:p>
-      <w:pPr>
-        <w:spacing w:after="0" w:before="0"/>
-      </w:pPr>
       <w:r>
-        <w:rPr>
-          <w:b w:val="0"/>
-          <w:i w:val="0"/>
-          <w:sz w:val="22"/>
-        </w:rPr>
-        <w:t>(c) Pivot joint</w:t>
+        <w:t xml:space="preserve">Answer: c</w:t>
       </w:r>
     </w:p>
     <w:p>
-      <w:pPr>
-        <w:spacing w:after="0" w:before="0"/>
-      </w:pPr>
       <w:r>
-        <w:rPr>
-          <w:b w:val="0"/>
-          <w:i w:val="0"/>
-          <w:sz w:val="22"/>
-        </w:rPr>
-        <w:t>(d) Saddle joint</w:t>
+        <w:t xml:space="preserve">Solution: Oxygen and carbon dioxide diffuse across the thin alveolar-capillary membrane in the alveoli.</w:t>
       </w:r>
     </w:p>
     <w:p>
-      <w:pPr>
-        <w:spacing w:after="0" w:before="40"/>
-      </w:pPr>
       <w:r>
-        <w:rPr>
-          <w:b/>
-          <w:i w:val="0"/>
-          <w:sz w:val="22"/>
-        </w:rPr>
-        <w:t>Answer: a</w:t>
+        <w:t xml:space="preserve">Positive Marks: 1</w:t>
       </w:r>
     </w:p>
     <w:p>
-      <w:pPr>
-        <w:spacing w:after="0" w:before="0"/>
-      </w:pPr>
       <w:r>
-        <w:rPr>
-          <w:b w:val="0"/>
-          <w:i w:val="0"/>
-          <w:sz w:val="21"/>
-        </w:rPr>
-        <w:t>Solution: Ball-and-socket joints (shoulder, hip) allow movement in all planes—flexion, extension, abduction, adduction, and rotation. Hinge joints (b) allow one plane, pivot (c) rotation, and saddle (d) two planes.</w:t>
+        <w:t xml:space="preserve">Negative Marks: 0.25</w:t>
       </w:r>
     </w:p>
     <w:p>
-      <w:pPr>
-        <w:spacing w:after="0" w:before="0"/>
-      </w:pPr>
       <w:r>
-        <w:rPr>
-          <w:b w:val="0"/>
-          <w:i w:val="0"/>
-          <w:sz w:val="20"/>
-        </w:rPr>
-        <w:t>Positive Marks: 1</w:t>
+        <w:t xml:space="preserve"/>
       </w:r>
     </w:p>
     <w:p>
-      <w:pPr>
-        <w:spacing w:after="160" w:before="0"/>
-      </w:pPr>
       <w:r>
-        <w:rPr>
-          <w:b w:val="0"/>
-          <w:i w:val="0"/>
-          <w:sz w:val="20"/>
-        </w:rPr>
-        <w:t>Negative Marks: 0.25</w:t>
+        <w:t xml:space="preserve">Question: Seizure precautions include:</w:t>
+      </w:r>
+    </w:p>
+    <w:p>
+      <w:r>
+        <w:t xml:space="preserve">(a) Padded side rails and a patent airway at the bedside</w:t>
+      </w:r>
+    </w:p>
+    <w:p>
+      <w:r>
+        <w:t xml:space="preserve">(b) Removing the call bell</w:t>
+      </w:r>
+    </w:p>
+    <w:p>
+      <w:r>
+        <w:t xml:space="preserve">(c) Restraining all four limbs</w:t>
+      </w:r>
+    </w:p>
+    <w:p>
+      <w:r>
+        <w:t xml:space="preserve">(d) Leaving the client unattended</w:t>
+      </w:r>
+    </w:p>
+    <w:p>
+      <w:r>
+        <w:t xml:space="preserve">Answer: a</w:t>
+      </w:r>
+    </w:p>
+    <w:p>
+      <w:r>
+        <w:t xml:space="preserve">Solution: Padded rails cushion the client during a seizure and suction/airway supplies are kept ready; restraints are never used.</w:t>
+      </w:r>
+    </w:p>
+    <w:p>
+      <w:r>
+        <w:t xml:space="preserve">Positive Marks: 1</w:t>
+      </w:r>
+    </w:p>
+    <w:p>
+      <w:r>
+        <w:t xml:space="preserve">Negative Marks: 0.25</w:t>
+      </w:r>
+    </w:p>
+    <w:p>
+      <w:r>
+        <w:t xml:space="preserve"/>
+      </w:r>
+    </w:p>
+    <w:p>
+      <w:r>
+        <w:t xml:space="preserve">Question: Deficiency of vitamin B12 is most commonly associated with:</w:t>
+      </w:r>
+    </w:p>
+    <w:p>
+      <w:r>
+        <w:t xml:space="preserve">(a) Goiter</w:t>
+      </w:r>
+    </w:p>
+    <w:p>
+      <w:r>
+        <w:t xml:space="preserve">(b) Rickets</w:t>
+      </w:r>
+    </w:p>
+    <w:p>
+      <w:r>
+        <w:t xml:space="preserve">(c) Scurvy</w:t>
+      </w:r>
+    </w:p>
+    <w:p>
+      <w:r>
+        <w:t xml:space="preserve">(d) Pernicious anemia</w:t>
+      </w:r>
+    </w:p>
+    <w:p>
+      <w:r>
+        <w:t xml:space="preserve">Answer: d</w:t>
+      </w:r>
+    </w:p>
+    <w:p>
+      <w:r>
+        <w:t xml:space="preserve">Solution: Vitamin B12 is needed for red cell formation and nerve health; its deficiency (including pernicious anemia from malabsorption) causes megaloblastic anemia.</w:t>
+      </w:r>
+    </w:p>
+    <w:p>
+      <w:r>
+        <w:t xml:space="preserve">Positive Marks: 1</w:t>
+      </w:r>
+    </w:p>
+    <w:p>
+      <w:r>
+        <w:t xml:space="preserve">Negative Marks: 0.25</w:t>
       </w:r>
     </w:p>
     <w:sectPr>
       <w:pgSz w:w="12240" w:h="15840"/>
-      <w:pgMar w:top="864" w:right="1008" w:bottom="864" w:left="1008" w:header="720" w:footer="720" w:gutter="0"/>
+      <w:pgMar w:top="1440" w:right="1800" w:bottom="1440" w:left="1800" w:header="720" w:footer="720" w:gutter="0"/>
       <w:cols w:space="720"/>
       <w:docGrid w:linePitch="360"/>
     </w:sectPr>
@@ -2715,10 +1365,6 @@
     <w:name w:val="Normal"/>
     <w:qFormat/>
     <w:rsid w:val="00FC693F"/>
-    <w:rPr>
-      <w:rFonts w:ascii="Calibri" w:hAnsi="Calibri"/>
-      <w:sz w:val="22"/>
-    </w:rPr>
   </w:style>
   <w:style w:type="paragraph" w:styleId="Header">
     <w:name w:val="header"/>
